--- a/FASE 2/Evidencias Proyecto/Evidencias de documentación/Sprint 1/Documento_Product_Backlog_y_Sprint_Backlog_1.docx
+++ b/FASE 2/Evidencias Proyecto/Evidencias de documentación/Sprint 1/Documento_Product_Backlog_y_Sprint_Backlog_1.docx
@@ -1497,6 +1497,9 @@
                 <w:rtl w:val="0"/>
               </w:rPr>
             </w:r>
+            <w:r>
+              <w:t xml:space="preserve">1.1</w:t>
+            </w:r>
           </w:p>
         </w:tc>
         <w:tc>
@@ -1517,6 +1520,9 @@
                 <w:rtl w:val="0"/>
               </w:rPr>
             </w:r>
+            <w:r>
+              <w:t xml:space="preserve">12-10-2026</w:t>
+            </w:r>
           </w:p>
         </w:tc>
         <w:tc>
@@ -1537,6 +1543,9 @@
                 <w:rtl w:val="0"/>
               </w:rPr>
             </w:r>
+            <w:r>
+              <w:t xml:space="preserve">Se actualiza la estimación de puntos del Product Backlog con las 24 historias de usuario: FS-HU-12 a FS-HU-24 se agregaron entre el 14-09 y el 03-10-2026 (117 puntos en total). Las secciones del Sprint 1 (historias comprometidas, tareas y burndown inicial) no cambian. El estado de cada historia está en PMOInformatica_Plantilla_de_Product_Backlog.xlsx.</w:t>
+            </w:r>
           </w:p>
         </w:tc>
         <w:tc>
@@ -1556,6 +1565,9 @@
               <w:rPr>
                 <w:rtl w:val="0"/>
               </w:rPr>
+            </w:r>
+            <w:r>
+              <w:t xml:space="preserve">Rodrigo Cárcamo Rojas</w:t>
             </w:r>
           </w:p>
         </w:tc>
@@ -3395,6 +3407,846 @@
                 <w:sz w:val="21"/>
               </w:rPr>
               <w:t>3</w:t>
+            </w:r>
+          </w:p>
+        </w:tc>
+      </w:tr>
+      <w:tr>
+        <w:trPr>
+          <w:cantSplit w:val="0"/>
+          <w:tblHeader w:val="0"/>
+        </w:trPr>
+        <w:tc>
+          <w:tcPr/>
+          <w:p>
+            <w:pPr>
+              <w:rPr/>
+            </w:pPr>
+            <w:r>
+              <w:rPr>
+                <w:rFonts w:ascii="Calibri" w:hAnsi="Calibri"/>
+                <w:b w:val="0"/>
+                <w:i w:val="0"/>
+                <w:color w:val="000000"/>
+                <w:sz w:val="21"/>
+              </w:rPr>
+              <w:t xml:space="preserve">FS-HU-12</w:t>
+            </w:r>
+          </w:p>
+        </w:tc>
+        <w:tc>
+          <w:tcPr/>
+          <w:p>
+            <w:pPr>
+              <w:rPr/>
+            </w:pPr>
+            <w:r>
+              <w:rPr>
+                <w:rFonts w:ascii="Calibri" w:hAnsi="Calibri"/>
+                <w:b w:val="0"/>
+                <w:i w:val="0"/>
+                <w:color w:val="000000"/>
+                <w:sz w:val="21"/>
+              </w:rPr>
+              <w:t xml:space="preserve">Verificar perfiles profesionales</w:t>
+            </w:r>
+          </w:p>
+        </w:tc>
+        <w:tc>
+          <w:tcPr/>
+          <w:p>
+            <w:pPr>
+              <w:rPr/>
+            </w:pPr>
+            <w:r>
+              <w:rPr>
+                <w:rFonts w:ascii="Calibri" w:hAnsi="Calibri"/>
+                <w:b w:val="0"/>
+                <w:i w:val="0"/>
+                <w:color w:val="000000"/>
+                <w:sz w:val="21"/>
+              </w:rPr>
+              <w:t xml:space="preserve">3</w:t>
+            </w:r>
+          </w:p>
+        </w:tc>
+      </w:tr>
+      <w:tr>
+        <w:trPr>
+          <w:cantSplit w:val="0"/>
+          <w:tblHeader w:val="0"/>
+        </w:trPr>
+        <w:tc>
+          <w:tcPr/>
+          <w:p>
+            <w:pPr>
+              <w:rPr/>
+            </w:pPr>
+            <w:r>
+              <w:rPr>
+                <w:rFonts w:ascii="Calibri" w:hAnsi="Calibri"/>
+                <w:b w:val="0"/>
+                <w:i w:val="0"/>
+                <w:color w:val="000000"/>
+                <w:sz w:val="21"/>
+              </w:rPr>
+              <w:t xml:space="preserve">FS-HU-13</w:t>
+            </w:r>
+          </w:p>
+        </w:tc>
+        <w:tc>
+          <w:tcPr/>
+          <w:p>
+            <w:pPr>
+              <w:rPr/>
+            </w:pPr>
+            <w:r>
+              <w:rPr>
+                <w:rFonts w:ascii="Calibri" w:hAnsi="Calibri"/>
+                <w:b w:val="0"/>
+                <w:i w:val="0"/>
+                <w:color w:val="000000"/>
+                <w:sz w:val="21"/>
+              </w:rPr>
+              <w:t xml:space="preserve">Disponibilidad del profesional</w:t>
+            </w:r>
+          </w:p>
+        </w:tc>
+        <w:tc>
+          <w:tcPr/>
+          <w:p>
+            <w:pPr>
+              <w:rPr/>
+            </w:pPr>
+            <w:r>
+              <w:rPr>
+                <w:rFonts w:ascii="Calibri" w:hAnsi="Calibri"/>
+                <w:b w:val="0"/>
+                <w:i w:val="0"/>
+                <w:color w:val="000000"/>
+                <w:sz w:val="21"/>
+              </w:rPr>
+              <w:t xml:space="preserve">5</w:t>
+            </w:r>
+          </w:p>
+        </w:tc>
+      </w:tr>
+      <w:tr>
+        <w:trPr>
+          <w:cantSplit w:val="0"/>
+          <w:tblHeader w:val="0"/>
+        </w:trPr>
+        <w:tc>
+          <w:tcPr/>
+          <w:p>
+            <w:pPr>
+              <w:rPr/>
+            </w:pPr>
+            <w:r>
+              <w:rPr>
+                <w:rFonts w:ascii="Calibri" w:hAnsi="Calibri"/>
+                <w:b w:val="0"/>
+                <w:i w:val="0"/>
+                <w:color w:val="000000"/>
+                <w:sz w:val="21"/>
+              </w:rPr>
+              <w:t xml:space="preserve">FS-HU-14</w:t>
+            </w:r>
+          </w:p>
+        </w:tc>
+        <w:tc>
+          <w:tcPr/>
+          <w:p>
+            <w:pPr>
+              <w:rPr/>
+            </w:pPr>
+            <w:r>
+              <w:rPr>
+                <w:rFonts w:ascii="Calibri" w:hAnsi="Calibri"/>
+                <w:b w:val="0"/>
+                <w:i w:val="0"/>
+                <w:color w:val="000000"/>
+                <w:sz w:val="21"/>
+              </w:rPr>
+              <w:t xml:space="preserve">Reservar hora</w:t>
+            </w:r>
+          </w:p>
+        </w:tc>
+        <w:tc>
+          <w:tcPr/>
+          <w:p>
+            <w:pPr>
+              <w:rPr/>
+            </w:pPr>
+            <w:r>
+              <w:rPr>
+                <w:rFonts w:ascii="Calibri" w:hAnsi="Calibri"/>
+                <w:b w:val="0"/>
+                <w:i w:val="0"/>
+                <w:color w:val="000000"/>
+                <w:sz w:val="21"/>
+              </w:rPr>
+              <w:t xml:space="preserve">8</w:t>
+            </w:r>
+          </w:p>
+        </w:tc>
+      </w:tr>
+      <w:tr>
+        <w:trPr>
+          <w:cantSplit w:val="0"/>
+          <w:tblHeader w:val="0"/>
+        </w:trPr>
+        <w:tc>
+          <w:tcPr/>
+          <w:p>
+            <w:pPr>
+              <w:rPr/>
+            </w:pPr>
+            <w:r>
+              <w:rPr>
+                <w:rFonts w:ascii="Calibri" w:hAnsi="Calibri"/>
+                <w:b w:val="0"/>
+                <w:i w:val="0"/>
+                <w:color w:val="000000"/>
+                <w:sz w:val="21"/>
+              </w:rPr>
+              <w:t xml:space="preserve">FS-HU-15</w:t>
+            </w:r>
+          </w:p>
+        </w:tc>
+        <w:tc>
+          <w:tcPr/>
+          <w:p>
+            <w:pPr>
+              <w:rPr/>
+            </w:pPr>
+            <w:r>
+              <w:rPr>
+                <w:rFonts w:ascii="Calibri" w:hAnsi="Calibri"/>
+                <w:b w:val="0"/>
+                <w:i w:val="0"/>
+                <w:color w:val="000000"/>
+                <w:sz w:val="21"/>
+              </w:rPr>
+              <w:t xml:space="preserve">Recuperar contraseña</w:t>
+            </w:r>
+          </w:p>
+        </w:tc>
+        <w:tc>
+          <w:tcPr/>
+          <w:p>
+            <w:pPr>
+              <w:rPr/>
+            </w:pPr>
+            <w:r>
+              <w:rPr>
+                <w:rFonts w:ascii="Calibri" w:hAnsi="Calibri"/>
+                <w:b w:val="0"/>
+                <w:i w:val="0"/>
+                <w:color w:val="000000"/>
+                <w:sz w:val="21"/>
+              </w:rPr>
+              <w:t xml:space="preserve">5</w:t>
+            </w:r>
+          </w:p>
+        </w:tc>
+      </w:tr>
+      <w:tr>
+        <w:trPr>
+          <w:cantSplit w:val="0"/>
+          <w:tblHeader w:val="0"/>
+        </w:trPr>
+        <w:tc>
+          <w:tcPr/>
+          <w:p>
+            <w:pPr>
+              <w:rPr/>
+            </w:pPr>
+            <w:r>
+              <w:rPr>
+                <w:rFonts w:ascii="Calibri" w:hAnsi="Calibri"/>
+                <w:b w:val="0"/>
+                <w:i w:val="0"/>
+                <w:color w:val="000000"/>
+                <w:sz w:val="21"/>
+              </w:rPr>
+              <w:t xml:space="preserve">FS-HU-16</w:t>
+            </w:r>
+          </w:p>
+        </w:tc>
+        <w:tc>
+          <w:tcPr/>
+          <w:p>
+            <w:pPr>
+              <w:rPr/>
+            </w:pPr>
+            <w:r>
+              <w:rPr>
+                <w:rFonts w:ascii="Calibri" w:hAnsi="Calibri"/>
+                <w:b w:val="0"/>
+                <w:i w:val="0"/>
+                <w:color w:val="000000"/>
+                <w:sz w:val="21"/>
+              </w:rPr>
+              <w:t xml:space="preserve">Acceso con Google</w:t>
+            </w:r>
+          </w:p>
+        </w:tc>
+        <w:tc>
+          <w:tcPr/>
+          <w:p>
+            <w:pPr>
+              <w:rPr/>
+            </w:pPr>
+            <w:r>
+              <w:rPr>
+                <w:rFonts w:ascii="Calibri" w:hAnsi="Calibri"/>
+                <w:b w:val="0"/>
+                <w:i w:val="0"/>
+                <w:color w:val="000000"/>
+                <w:sz w:val="21"/>
+              </w:rPr>
+              <w:t xml:space="preserve">5</w:t>
+            </w:r>
+          </w:p>
+        </w:tc>
+      </w:tr>
+      <w:tr>
+        <w:trPr>
+          <w:cantSplit w:val="0"/>
+          <w:tblHeader w:val="0"/>
+        </w:trPr>
+        <w:tc>
+          <w:tcPr/>
+          <w:p>
+            <w:pPr>
+              <w:rPr/>
+            </w:pPr>
+            <w:r>
+              <w:rPr>
+                <w:rFonts w:ascii="Calibri" w:hAnsi="Calibri"/>
+                <w:b w:val="0"/>
+                <w:i w:val="0"/>
+                <w:color w:val="000000"/>
+                <w:sz w:val="21"/>
+              </w:rPr>
+              <w:t xml:space="preserve">FS-HU-17</w:t>
+            </w:r>
+          </w:p>
+        </w:tc>
+        <w:tc>
+          <w:tcPr/>
+          <w:p>
+            <w:pPr>
+              <w:rPr/>
+            </w:pPr>
+            <w:r>
+              <w:rPr>
+                <w:rFonts w:ascii="Calibri" w:hAnsi="Calibri"/>
+                <w:b w:val="0"/>
+                <w:i w:val="0"/>
+                <w:color w:val="000000"/>
+                <w:sz w:val="21"/>
+              </w:rPr>
+              <w:t xml:space="preserve">Registro con contraseña confirmada y sesión recordada</w:t>
+            </w:r>
+          </w:p>
+        </w:tc>
+        <w:tc>
+          <w:tcPr/>
+          <w:p>
+            <w:pPr>
+              <w:rPr/>
+            </w:pPr>
+            <w:r>
+              <w:rPr>
+                <w:rFonts w:ascii="Calibri" w:hAnsi="Calibri"/>
+                <w:b w:val="0"/>
+                <w:i w:val="0"/>
+                <w:color w:val="000000"/>
+                <w:sz w:val="21"/>
+              </w:rPr>
+              <w:t xml:space="preserve">3</w:t>
+            </w:r>
+          </w:p>
+        </w:tc>
+      </w:tr>
+      <w:tr>
+        <w:trPr>
+          <w:cantSplit w:val="0"/>
+          <w:tblHeader w:val="0"/>
+        </w:trPr>
+        <w:tc>
+          <w:tcPr/>
+          <w:p>
+            <w:pPr>
+              <w:rPr/>
+            </w:pPr>
+            <w:r>
+              <w:rPr>
+                <w:rFonts w:ascii="Calibri" w:hAnsi="Calibri"/>
+                <w:b w:val="0"/>
+                <w:i w:val="0"/>
+                <w:color w:val="000000"/>
+                <w:sz w:val="21"/>
+              </w:rPr>
+              <w:t xml:space="preserve">FS-HU-18</w:t>
+            </w:r>
+          </w:p>
+        </w:tc>
+        <w:tc>
+          <w:tcPr/>
+          <w:p>
+            <w:pPr>
+              <w:rPr/>
+            </w:pPr>
+            <w:r>
+              <w:rPr>
+                <w:rFonts w:ascii="Calibri" w:hAnsi="Calibri"/>
+                <w:b w:val="0"/>
+                <w:i w:val="0"/>
+                <w:color w:val="000000"/>
+                <w:sz w:val="21"/>
+              </w:rPr>
+              <w:t xml:space="preserve">Objetivos y estilo de vida</w:t>
+            </w:r>
+          </w:p>
+        </w:tc>
+        <w:tc>
+          <w:tcPr/>
+          <w:p>
+            <w:pPr>
+              <w:rPr/>
+            </w:pPr>
+            <w:r>
+              <w:rPr>
+                <w:rFonts w:ascii="Calibri" w:hAnsi="Calibri"/>
+                <w:b w:val="0"/>
+                <w:i w:val="0"/>
+                <w:color w:val="000000"/>
+                <w:sz w:val="21"/>
+              </w:rPr>
+              <w:t xml:space="preserve">3</w:t>
+            </w:r>
+          </w:p>
+        </w:tc>
+      </w:tr>
+      <w:tr>
+        <w:trPr>
+          <w:cantSplit w:val="0"/>
+          <w:tblHeader w:val="0"/>
+        </w:trPr>
+        <w:tc>
+          <w:tcPr/>
+          <w:p>
+            <w:pPr>
+              <w:rPr/>
+            </w:pPr>
+            <w:r>
+              <w:rPr>
+                <w:rFonts w:ascii="Calibri" w:hAnsi="Calibri"/>
+                <w:b w:val="0"/>
+                <w:i w:val="0"/>
+                <w:color w:val="000000"/>
+                <w:sz w:val="21"/>
+              </w:rPr>
+              <w:t xml:space="preserve">FS-HU-19</w:t>
+            </w:r>
+          </w:p>
+        </w:tc>
+        <w:tc>
+          <w:tcPr/>
+          <w:p>
+            <w:pPr>
+              <w:rPr/>
+            </w:pPr>
+            <w:r>
+              <w:rPr>
+                <w:rFonts w:ascii="Calibri" w:hAnsi="Calibri"/>
+                <w:b w:val="0"/>
+                <w:i w:val="0"/>
+                <w:color w:val="000000"/>
+                <w:sz w:val="21"/>
+              </w:rPr>
+              <w:t xml:space="preserve">Información de salud</w:t>
+            </w:r>
+          </w:p>
+        </w:tc>
+        <w:tc>
+          <w:tcPr/>
+          <w:p>
+            <w:pPr>
+              <w:rPr/>
+            </w:pPr>
+            <w:r>
+              <w:rPr>
+                <w:rFonts w:ascii="Calibri" w:hAnsi="Calibri"/>
+                <w:b w:val="0"/>
+                <w:i w:val="0"/>
+                <w:color w:val="000000"/>
+                <w:sz w:val="21"/>
+              </w:rPr>
+              <w:t xml:space="preserve">5</w:t>
+            </w:r>
+          </w:p>
+        </w:tc>
+      </w:tr>
+      <w:tr>
+        <w:trPr>
+          <w:cantSplit w:val="0"/>
+          <w:tblHeader w:val="0"/>
+        </w:trPr>
+        <w:tc>
+          <w:tcPr/>
+          <w:p>
+            <w:pPr>
+              <w:rPr/>
+            </w:pPr>
+            <w:r>
+              <w:rPr>
+                <w:rFonts w:ascii="Calibri" w:hAnsi="Calibri"/>
+                <w:b w:val="0"/>
+                <w:i w:val="0"/>
+                <w:color w:val="000000"/>
+                <w:sz w:val="21"/>
+              </w:rPr>
+              <w:t xml:space="preserve">FS-HU-20</w:t>
+            </w:r>
+          </w:p>
+        </w:tc>
+        <w:tc>
+          <w:tcPr/>
+          <w:p>
+            <w:pPr>
+              <w:rPr/>
+            </w:pPr>
+            <w:r>
+              <w:rPr>
+                <w:rFonts w:ascii="Calibri" w:hAnsi="Calibri"/>
+                <w:b w:val="0"/>
+                <w:i w:val="0"/>
+                <w:color w:val="000000"/>
+                <w:sz w:val="21"/>
+              </w:rPr>
+              <w:t xml:space="preserve">Portada pública</w:t>
+            </w:r>
+          </w:p>
+        </w:tc>
+        <w:tc>
+          <w:tcPr/>
+          <w:p>
+            <w:pPr>
+              <w:rPr/>
+            </w:pPr>
+            <w:r>
+              <w:rPr>
+                <w:rFonts w:ascii="Calibri" w:hAnsi="Calibri"/>
+                <w:b w:val="0"/>
+                <w:i w:val="0"/>
+                <w:color w:val="000000"/>
+                <w:sz w:val="21"/>
+              </w:rPr>
+              <w:t xml:space="preserve">2</w:t>
+            </w:r>
+          </w:p>
+        </w:tc>
+      </w:tr>
+      <w:tr>
+        <w:trPr>
+          <w:cantSplit w:val="0"/>
+          <w:tblHeader w:val="0"/>
+        </w:trPr>
+        <w:tc>
+          <w:tcPr/>
+          <w:p>
+            <w:pPr>
+              <w:rPr/>
+            </w:pPr>
+            <w:r>
+              <w:rPr>
+                <w:rFonts w:ascii="Calibri" w:hAnsi="Calibri"/>
+                <w:b w:val="0"/>
+                <w:i w:val="0"/>
+                <w:color w:val="000000"/>
+                <w:sz w:val="21"/>
+              </w:rPr>
+              <w:t xml:space="preserve">FS-HU-21</w:t>
+            </w:r>
+          </w:p>
+        </w:tc>
+        <w:tc>
+          <w:tcPr/>
+          <w:p>
+            <w:pPr>
+              <w:rPr/>
+            </w:pPr>
+            <w:r>
+              <w:rPr>
+                <w:rFonts w:ascii="Calibri" w:hAnsi="Calibri"/>
+                <w:b w:val="0"/>
+                <w:i w:val="0"/>
+                <w:color w:val="000000"/>
+                <w:sz w:val="21"/>
+              </w:rPr>
+              <w:t xml:space="preserve">Inicio personalizado y navegación</w:t>
+            </w:r>
+          </w:p>
+        </w:tc>
+        <w:tc>
+          <w:tcPr/>
+          <w:p>
+            <w:pPr>
+              <w:rPr/>
+            </w:pPr>
+            <w:r>
+              <w:rPr>
+                <w:rFonts w:ascii="Calibri" w:hAnsi="Calibri"/>
+                <w:b w:val="0"/>
+                <w:i w:val="0"/>
+                <w:color w:val="000000"/>
+                <w:sz w:val="21"/>
+              </w:rPr>
+              <w:t xml:space="preserve">5</w:t>
+            </w:r>
+          </w:p>
+        </w:tc>
+      </w:tr>
+      <w:tr>
+        <w:trPr>
+          <w:cantSplit w:val="0"/>
+          <w:tblHeader w:val="0"/>
+        </w:trPr>
+        <w:tc>
+          <w:tcPr/>
+          <w:p>
+            <w:pPr>
+              <w:rPr/>
+            </w:pPr>
+            <w:r>
+              <w:rPr>
+                <w:rFonts w:ascii="Calibri" w:hAnsi="Calibri"/>
+                <w:b w:val="0"/>
+                <w:i w:val="0"/>
+                <w:color w:val="000000"/>
+                <w:sz w:val="21"/>
+              </w:rPr>
+              <w:t xml:space="preserve">FS-HU-22</w:t>
+            </w:r>
+          </w:p>
+        </w:tc>
+        <w:tc>
+          <w:tcPr/>
+          <w:p>
+            <w:pPr>
+              <w:rPr/>
+            </w:pPr>
+            <w:r>
+              <w:rPr>
+                <w:rFonts w:ascii="Calibri" w:hAnsi="Calibri"/>
+                <w:b w:val="0"/>
+                <w:i w:val="0"/>
+                <w:color w:val="000000"/>
+                <w:sz w:val="21"/>
+              </w:rPr>
+              <w:t xml:space="preserve">Búsqueda avanzada de profesionales</w:t>
+            </w:r>
+          </w:p>
+        </w:tc>
+        <w:tc>
+          <w:tcPr/>
+          <w:p>
+            <w:pPr>
+              <w:rPr/>
+            </w:pPr>
+            <w:r>
+              <w:rPr>
+                <w:rFonts w:ascii="Calibri" w:hAnsi="Calibri"/>
+                <w:b w:val="0"/>
+                <w:i w:val="0"/>
+                <w:color w:val="000000"/>
+                <w:sz w:val="21"/>
+              </w:rPr>
+              <w:t xml:space="preserve">5</w:t>
+            </w:r>
+          </w:p>
+        </w:tc>
+      </w:tr>
+      <w:tr>
+        <w:trPr>
+          <w:cantSplit w:val="0"/>
+          <w:tblHeader w:val="0"/>
+        </w:trPr>
+        <w:tc>
+          <w:tcPr/>
+          <w:p>
+            <w:pPr>
+              <w:rPr/>
+            </w:pPr>
+            <w:r>
+              <w:rPr>
+                <w:rFonts w:ascii="Calibri" w:hAnsi="Calibri"/>
+                <w:b w:val="0"/>
+                <w:i w:val="0"/>
+                <w:color w:val="000000"/>
+                <w:sz w:val="21"/>
+              </w:rPr>
+              <w:t xml:space="preserve">FS-HU-23</w:t>
+            </w:r>
+          </w:p>
+        </w:tc>
+        <w:tc>
+          <w:tcPr/>
+          <w:p>
+            <w:pPr>
+              <w:rPr/>
+            </w:pPr>
+            <w:r>
+              <w:rPr>
+                <w:rFonts w:ascii="Calibri" w:hAnsi="Calibri"/>
+                <w:b w:val="0"/>
+                <w:i w:val="0"/>
+                <w:color w:val="000000"/>
+                <w:sz w:val="21"/>
+              </w:rPr>
+              <w:t xml:space="preserve">Profesionales favoritos</w:t>
+            </w:r>
+          </w:p>
+        </w:tc>
+        <w:tc>
+          <w:tcPr/>
+          <w:p>
+            <w:pPr>
+              <w:rPr/>
+            </w:pPr>
+            <w:r>
+              <w:rPr>
+                <w:rFonts w:ascii="Calibri" w:hAnsi="Calibri"/>
+                <w:b w:val="0"/>
+                <w:i w:val="0"/>
+                <w:color w:val="000000"/>
+                <w:sz w:val="21"/>
+              </w:rPr>
+              <w:t xml:space="preserve">3</w:t>
+            </w:r>
+          </w:p>
+        </w:tc>
+      </w:tr>
+      <w:tr>
+        <w:trPr>
+          <w:cantSplit w:val="0"/>
+          <w:tblHeader w:val="0"/>
+        </w:trPr>
+        <w:tc>
+          <w:tcPr/>
+          <w:p>
+            <w:pPr>
+              <w:rPr/>
+            </w:pPr>
+            <w:r>
+              <w:rPr>
+                <w:rFonts w:ascii="Calibri" w:hAnsi="Calibri"/>
+                <w:b w:val="0"/>
+                <w:i w:val="0"/>
+                <w:color w:val="000000"/>
+                <w:sz w:val="21"/>
+              </w:rPr>
+              <w:t xml:space="preserve">FS-HU-24</w:t>
+            </w:r>
+          </w:p>
+        </w:tc>
+        <w:tc>
+          <w:tcPr/>
+          <w:p>
+            <w:pPr>
+              <w:rPr/>
+            </w:pPr>
+            <w:r>
+              <w:rPr>
+                <w:rFonts w:ascii="Calibri" w:hAnsi="Calibri"/>
+                <w:b w:val="0"/>
+                <w:i w:val="0"/>
+                <w:color w:val="000000"/>
+                <w:sz w:val="21"/>
+              </w:rPr>
+              <w:t xml:space="preserve">Calificar y reseñar profesionales</w:t>
+            </w:r>
+          </w:p>
+        </w:tc>
+        <w:tc>
+          <w:tcPr/>
+          <w:p>
+            <w:pPr>
+              <w:rPr/>
+            </w:pPr>
+            <w:r>
+              <w:rPr>
+                <w:rFonts w:ascii="Calibri" w:hAnsi="Calibri"/>
+                <w:b w:val="0"/>
+                <w:i w:val="0"/>
+                <w:color w:val="000000"/>
+                <w:sz w:val="21"/>
+              </w:rPr>
+              <w:t xml:space="preserve">5</w:t>
+            </w:r>
+          </w:p>
+        </w:tc>
+      </w:tr>
+      <w:tr>
+        <w:trPr>
+          <w:cantSplit w:val="0"/>
+          <w:tblHeader w:val="0"/>
+        </w:trPr>
+        <w:tc>
+          <w:tcPr/>
+          <w:p>
+            <w:pPr>
+              <w:rPr/>
+            </w:pPr>
+            <w:r>
+              <w:rPr>
+                <w:rFonts w:ascii="Calibri" w:hAnsi="Calibri"/>
+                <w:b w:val="0"/>
+                <w:i w:val="0"/>
+                <w:color w:val="000000"/>
+                <w:sz w:val="21"/>
+              </w:rPr>
+              <w:t xml:space="preserve"/>
+            </w:r>
+          </w:p>
+        </w:tc>
+        <w:tc>
+          <w:tcPr/>
+          <w:p>
+            <w:pPr>
+              <w:rPr/>
+            </w:pPr>
+            <w:r>
+              <w:rPr>
+                <w:rFonts w:ascii="Calibri" w:hAnsi="Calibri"/>
+                <w:b w:val="0"/>
+                <w:i w:val="0"/>
+                <w:color w:val="000000"/>
+                <w:sz w:val="21"/>
+              </w:rPr>
+              <w:t xml:space="preserve">Total (24 historias)</w:t>
+            </w:r>
+          </w:p>
+        </w:tc>
+        <w:tc>
+          <w:tcPr/>
+          <w:p>
+            <w:pPr>
+              <w:rPr/>
+            </w:pPr>
+            <w:r>
+              <w:rPr>
+                <w:rFonts w:ascii="Calibri" w:hAnsi="Calibri"/>
+                <w:b w:val="0"/>
+                <w:i w:val="0"/>
+                <w:color w:val="000000"/>
+                <w:sz w:val="21"/>
+              </w:rPr>
+              <w:t xml:space="preserve">117</w:t>
             </w:r>
           </w:p>
         </w:tc>
